--- a/after_data/a_p03/P03_1.1_Moderated_Usability_Observation_Sheet.docx
+++ b/after_data/a_p03/P03_1.1_Moderated_Usability_Observation_Sheet.docx
@@ -263,7 +263,7 @@
           </w:tcPr>
           <w:p>
             <w:r>
-              <w:t>Zixuan Cheng</w:t>
+              <w:t>Yankun Yang</w:t>
             </w:r>
           </w:p>
         </w:tc>
